--- a/卒業旅行課題/発表原稿.docx
+++ b/卒業旅行課題/発表原稿.docx
@@ -503,7 +503,7 @@
           <w:sz w:val="22"/>
           <w:szCs w:val="22"/>
         </w:rPr>
-        <w:t xml:space="preserve">ホテルは、なんば駅から徒歩5分のシティホテルに2泊します。4人1室、朝食付きで1人1泊約6千円です。</w:t>
+        <w:t xml:space="preserve">ホテルは、なんば駅から徒歩約3分の「なんば道頓堀ホテル」に2泊します。4人1室、朝食付きで1人1泊約6千円です。</w:t>
       </w:r>
     </w:p>
     <w:p>
